--- a/synexo/Synapep_DD_Scorecard.docx
+++ b/synexo/Synapep_DD_Scorecard.docx
@@ -303,7 +303,7 @@
               <w:rPr>
                 <w:sz w:val="19"/>
               </w:rPr>
-              <w:t>Manufacturing &amp; cold chain</w:t>
+              <w:t>Manufacturing &amp; supply chain</w:t>
             </w:r>
           </w:p>
         </w:tc>
@@ -316,7 +316,7 @@
               <w:rPr>
                 <w:sz w:val="19"/>
               </w:rPr>
-              <w:t>RED</w:t>
+              <w:t>AMBER</w:t>
             </w:r>
           </w:p>
         </w:tc>
@@ -329,7 +329,7 @@
               <w:rPr>
                 <w:sz w:val="19"/>
               </w:rPr>
-              <w:t>Top-down COGS, no BOM; −80 °C unshippable to clinics; cold-chain cost absent from P&amp;L.</w:t>
+              <w:t>Stabilisation tech removes the −80 °C cold-chain dependency (a distribution/export advantage); COGS still top-down, no BOM.</w:t>
             </w:r>
           </w:p>
         </w:tc>
@@ -342,7 +342,7 @@
               <w:rPr>
                 <w:sz w:val="19"/>
               </w:rPr>
-              <w:t>Reformulate to 2–8 °C or show cold-chain cost + BOM + per-batch QC release cost.</w:t>
+              <w:t>Show the stability/shelf-life dossier + BOM + per-batch QC release cost.</w:t>
             </w:r>
           </w:p>
         </w:tc>
@@ -840,7 +840,7 @@
           <w:i w:val="0"/>
           <w:sz w:val="21"/>
         </w:rPr>
-        <w:t>Conditional interest — diligence yes, their price no. The narrative is fundable and unusually disciplined (claim control, regulatory segmentation, validation-pack thinking). But incremental value rests on unverified commercial claims, and the parts a chemical engineer judges best — cold chain, COGS BOM, formulation/personalisation, exosome status — are least evidenced.</w:t>
+        <w:t>Conditional interest — diligence yes, their price no. The narrative is fundable and unusually disciplined (claim control, regulatory segmentation, validation-pack thinking). But incremental value rests on unverified commercial claims, and the parts a chemical engineer judges best — COGS BOM, formulation/personalisation, exosome status, royalty compliance — are least evidenced.</w:t>
       </w:r>
     </w:p>
     <w:p>
@@ -882,7 +882,7 @@
         <w:t>Single biggest unlock —</w:t>
       </w:r>
       <w:r>
-        <w:t xml:space="preserve"> resolve cold chain + COGS BOM (item 3) and produce the validation pack (items 1, 2, 8). Do that and amber→green across the board.</w:t>
+        <w:t xml:space="preserve"> produce the validation pack (items 1, 2, 8) plus the stability dossier + COGS BOM (item 3). Do that and amber→green across the board.</w:t>
       </w:r>
     </w:p>
     <w:sectPr>
